--- a/containers/container_and_tiering_v2.docx
+++ b/containers/container_and_tiering_v2.docx
@@ -1632,7 +1632,7 @@
           <w:sz w:val="22"/>
           <w:szCs w:val="22"/>
         </w:rPr>
-        <w:t xml:space="preserve">All specifications from the original design document remain current. The sealant upgrade applies: use marine-grade epoxy plus Viton O-rings (superior to standard Buna-N O-rings for long-term chemical resistance) on all sealing surfaces. The argon atmosphere fill and silica aerogel insulation specifications are unchanged.</w:t>
+        <w:t xml:space="preserve">The argon atmosphere fill and silica aerogel insulation specifications are unchanged. The sealing specification is NOT: Viton is better than Buna-N but no elastomer has a validated multi-century life, so this tier's stated 10,000-year figure applies to the shell and not to the seal. Ranked by demonstrated life: welded or diffusion-bonded metal (indefinite) &gt; cast lead (2,000+ yrs, Roman) = pitch on ceramic (2,000-4,000 yrs) &gt; glass-to-metal compression &gt; metal C-ring &gt; elastomer O-ring. The two lowest-technology options beat every modern polymer.</w:t>
       </w:r>
     </w:p>
     <w:p>
@@ -1727,7 +1727,7 @@
           <w:sz w:val="22"/>
           <w:szCs w:val="22"/>
         </w:rPr>
-        <w:t xml:space="preserve">O-ring upgrade: Viton (FKM) instead of Buna-N for superior chemical resistance</w:t>
+        <w:t xml:space="preserve">O-ring: Viton (FKM) outlasts Buna-N, but rate this closure at 100-300 years, not 10,000. Weld it if it must last longer.</w:t>
       </w:r>
     </w:p>
     <w:p>
@@ -1757,7 +1757,7 @@
           <w:sz w:val="22"/>
           <w:szCs w:val="22"/>
         </w:rPr>
-        <w:t xml:space="preserve">All plate sets can be accommodated — full 206-plate stack fits in standard 6-inch sphere</w:t>
+        <w:t xml:space="preserve">CORRECTED 2026-08-20: a 6-inch sphere holds 1.85 litres. A 206-plate titanium stack is roughly 3.4 litres and 15 kg, so it does NOT fit. Real capacity is about 100-120 thin plates. Size the vessel to the plate set, or the plate set to the vessel — but measure first.</w:t>
       </w:r>
     </w:p>
     <w:p>
@@ -1816,7 +1816,7 @@
           <w:sz w:val="22"/>
           <w:szCs w:val="22"/>
         </w:rPr>
-        <w:t xml:space="preserve">All specifications from the original design document remain current. Gold-plated nickel plates mandatory for ocean deployment (standard nickel plates will corrode in seawater over centuries). Audio discs for ocean capsules should use DMM copper with gold plating rather than laser-engraved nickel.</w:t>
+        <w:t xml:space="preserve">Ocean deployment now uses titanium plates, which are inert in seawater and need no plating; the gold-plated nickel requirement belonged to the nickel design and is withdrawn. Vitrified stoneware is also viable in seawater given impact protection. Audio discs should use DMM copper with gold plating.</w:t>
       </w:r>
     </w:p>
     <w:p>
@@ -4921,7 +4921,7 @@
                 <w:sz w:val="20"/>
                 <w:szCs w:val="20"/>
               </w:rPr>
-              <w:t xml:space="preserve">TOTAL (nickel-engraved audio)</w:t>
+              <w:t>TOTAL (titanium-engraved audio)</w:t>
             </w:r>
           </w:p>
         </w:tc>
@@ -5165,7 +5165,7 @@
           <w:sz w:val="22"/>
           <w:szCs w:val="22"/>
         </w:rPr>
-        <w:t xml:space="preserve">At standard nickel plate thickness of 1.5mm per plate, the complete stacks measure as follows. All fit within standard capsule dimensions.</w:t>
+        <w:t xml:space="preserve">Stack heights below assume the old 1.5 mm nickel plate. Titanium plates run 0.5-0.8 mm, so a metal stack is roughly half the height shown - but check the vessel volume as well as the height, because the 6-inch sphere claim above did not survive that check. Ceramic relief tiles are 8 mm minimum and do not belong in these figures at all.</w:t>
       </w:r>
     </w:p>
     <w:p>
@@ -6799,7 +6799,7 @@
                 <w:sz w:val="20"/>
                 <w:szCs w:val="20"/>
               </w:rPr>
-              <w:t xml:space="preserve">Option A: Laser-engraved nickel</w:t>
+              <w:t>Option A: Laser-engraved titanium</w:t>
             </w:r>
           </w:p>
         </w:tc>
@@ -6828,7 +6828,7 @@
                 <w:sz w:val="20"/>
                 <w:szCs w:val="20"/>
               </w:rPr>
-              <w:t xml:space="preserve">Fiber laser cuts audio grooves directly into nickel plate at same service as knowledge plates</w:t>
+              <w:t>Fiber laser cuts audio grooves directly into titanium plate at the same service as the knowledge plates</w:t>
             </w:r>
           </w:p>
         </w:tc>
@@ -6886,7 +6886,7 @@
                 <w:sz w:val="20"/>
                 <w:szCs w:val="20"/>
               </w:rPr>
-              <w:t xml:space="preserve">Same as nickel plates — centuries to millennia under ideal conditions</w:t>
+              <w:t>Same as titanium plates — centuries to millennia under ideal conditions</w:t>
             </w:r>
           </w:p>
         </w:tc>
@@ -15108,6 +15108,16 @@
           <w:szCs w:val="20"/>
         </w:rPr>
         <w:t xml:space="preserve">CC BY-SA 4.0 — All materials free to use, share, and adapt.</w:t>
+      </w:r>
+    </w:p>
+    <w:p>
+      <w:r>
+        <w:rPr>
+          <w:rFonts w:ascii="Arial" w:hAnsi="Arial"/>
+          <w:i/>
+          <w:sz w:val="18"/>
+        </w:rPr>
+        <w:t>Corrected 2026-09-01. The errata of 2026-08-20 revised this document's prose but left its specification tables unchanged, so the two contradicted each other. See containers/ERRATA.md and AUDIT_2026-09-01.md. The audio section had been missed entirely by the substrate reversal.</w:t>
       </w:r>
     </w:p>
     <w:sectPr>
